--- a/关于postprocessing系统的学习记录.docx
+++ b/关于postprocessing系统的学习记录.docx
@@ -92,6 +92,15 @@
         </w:rPr>
         <w:t>。</w:t>
       </w:r>
+      <w:r>
+        <w:rPr>
+          <w:rFonts w:hint="eastAsia"/>
+          <w:lang w:val="en-US" w:eastAsia="zh-CN"/>
+        </w:rPr>
+        <w:t>说白了这个东西就是个滤镜，只能全镜头加效果，可认为它没法针对任何单独的东西进行单独处理。确实它可以对单独区域进行单独的特殊渲染但区域还必须是方体，这几乎就让这个局部渲染功能没啥意义。</w:t>
+      </w:r>
+      <w:bookmarkStart w:id="0" w:name="_GoBack"/>
+      <w:bookmarkEnd w:id="0"/>
     </w:p>
     <w:p>
       <w:pPr>
@@ -102,10 +111,157 @@
         <w:spacing w:after="200" w:line="276" w:lineRule="auto"/>
         <w:jc w:val="both"/>
         <w:rPr>
-          <w:rFonts w:hint="default"/>
-          <w:lang w:eastAsia="zh-Hans"/>
+          <w:rFonts w:hint="eastAsia"/>
+          <w:lang w:val="en-US" w:eastAsia="zh-Hans"/>
         </w:rPr>
       </w:pPr>
+      <w:r>
+        <w:rPr>
+          <w:rFonts w:hint="default"/>
+          <w:lang w:eastAsia="zh-Hans"/>
+        </w:rPr>
+        <w:t>1</w:t>
+      </w:r>
+      <w:r>
+        <w:rPr>
+          <w:rFonts w:hint="eastAsia"/>
+          <w:lang w:val="en-US" w:eastAsia="zh-Hans"/>
+        </w:rPr>
+        <w:t>.</w:t>
+      </w:r>
+      <w:r>
+        <w:rPr>
+          <w:rFonts w:hint="default"/>
+          <w:lang w:eastAsia="zh-Hans"/>
+        </w:rPr>
+        <w:t xml:space="preserve"> post processing </w:t>
+      </w:r>
+      <w:r>
+        <w:rPr>
+          <w:rFonts w:hint="eastAsia"/>
+          <w:lang w:val="en-US" w:eastAsia="zh-Hans"/>
+        </w:rPr>
+        <w:t>layer组件是挂在相机上的</w:t>
+      </w:r>
+      <w:r>
+        <w:rPr>
+          <w:rFonts w:hint="default"/>
+          <w:lang w:eastAsia="zh-Hans"/>
+        </w:rPr>
+        <w:t>，</w:t>
+      </w:r>
+      <w:r>
+        <w:rPr>
+          <w:rFonts w:hint="eastAsia"/>
+          <w:lang w:val="en-US" w:eastAsia="zh-Hans"/>
+        </w:rPr>
+        <w:t>直接体现出整个机制是作用于相机的特点</w:t>
+      </w:r>
+      <w:r>
+        <w:rPr>
+          <w:rFonts w:hint="default"/>
+          <w:lang w:eastAsia="zh-Hans"/>
+        </w:rPr>
+        <w:t>。</w:t>
+      </w:r>
+      <w:r>
+        <w:rPr>
+          <w:rFonts w:hint="eastAsia"/>
+          <w:lang w:val="en-US" w:eastAsia="zh-Hans"/>
+        </w:rPr>
+        <w:t>这个模块下面有volume</w:t>
+      </w:r>
+      <w:r>
+        <w:rPr>
+          <w:rFonts w:hint="default"/>
+          <w:lang w:eastAsia="zh-Hans"/>
+        </w:rPr>
+        <w:t xml:space="preserve"> </w:t>
+      </w:r>
+      <w:r>
+        <w:rPr>
+          <w:rFonts w:hint="eastAsia"/>
+          <w:lang w:val="en-US" w:eastAsia="zh-Hans"/>
+        </w:rPr>
+        <w:t>blending这个部分</w:t>
+      </w:r>
+      <w:r>
+        <w:rPr>
+          <w:rFonts w:hint="default"/>
+          <w:lang w:eastAsia="zh-Hans"/>
+        </w:rPr>
+        <w:t>，</w:t>
+      </w:r>
+      <w:r>
+        <w:rPr>
+          <w:rFonts w:hint="eastAsia"/>
+          <w:lang w:val="en-US" w:eastAsia="zh-Hans"/>
+        </w:rPr>
+        <w:t>有两个待选选项</w:t>
+      </w:r>
+      <w:r>
+        <w:rPr>
+          <w:rFonts w:hint="default"/>
+          <w:lang w:eastAsia="zh-Hans"/>
+        </w:rPr>
+        <w:t>，</w:t>
+      </w:r>
+      <w:r>
+        <w:rPr>
+          <w:rFonts w:hint="eastAsia"/>
+          <w:lang w:val="en-US" w:eastAsia="zh-Hans"/>
+        </w:rPr>
+        <w:t>里面有“layer”的选择</w:t>
+      </w:r>
+      <w:r>
+        <w:rPr>
+          <w:rFonts w:hint="default"/>
+          <w:lang w:eastAsia="zh-Hans"/>
+        </w:rPr>
+        <w:t>，</w:t>
+      </w:r>
+      <w:r>
+        <w:rPr>
+          <w:rFonts w:hint="eastAsia"/>
+          <w:lang w:val="en-US" w:eastAsia="zh-Hans"/>
+        </w:rPr>
+        <w:t>然而这个选项的实际作用和我们直感的完全不同</w:t>
+      </w:r>
+      <w:r>
+        <w:rPr>
+          <w:rFonts w:hint="default"/>
+          <w:lang w:eastAsia="zh-Hans"/>
+        </w:rPr>
+        <w:t>。</w:t>
+      </w:r>
+      <w:r>
+        <w:rPr>
+          <w:rFonts w:hint="eastAsia"/>
+          <w:lang w:val="en-US" w:eastAsia="zh-Hans"/>
+        </w:rPr>
+        <w:t>整个系统并不是针对特定层的gameobject产生作用</w:t>
+      </w:r>
+      <w:r>
+        <w:rPr>
+          <w:rFonts w:hint="default"/>
+          <w:lang w:eastAsia="zh-Hans"/>
+        </w:rPr>
+        <w:t>，</w:t>
+      </w:r>
+      <w:r>
+        <w:rPr>
+          <w:rFonts w:hint="eastAsia"/>
+          <w:lang w:val="en-US" w:eastAsia="zh-Hans"/>
+        </w:rPr>
+        <w:t>而是对特定层的post processing volume起作用</w:t>
+      </w:r>
+      <w:r>
+        <w:rPr>
+          <w:rFonts w:hint="default"/>
+          <w:lang w:eastAsia="zh-Hans"/>
+        </w:rPr>
+        <w:t>。</w:t>
+      </w:r>
     </w:p>
     <w:p>
       <w:pPr>
@@ -116,8 +272,8 @@
         <w:spacing w:after="200" w:line="276" w:lineRule="auto"/>
         <w:jc w:val="both"/>
         <w:rPr>
-          <w:rFonts w:hint="eastAsia"/>
-          <w:lang w:val="en-US" w:eastAsia="zh-Hans"/>
+          <w:rFonts w:hint="default"/>
+          <w:lang w:eastAsia="zh-Hans"/>
         </w:rPr>
       </w:pPr>
       <w:r>
@@ -125,7 +281,7 @@
           <w:rFonts w:hint="default"/>
           <w:lang w:eastAsia="zh-Hans"/>
         </w:rPr>
-        <w:t>1</w:t>
+        <w:t>2</w:t>
       </w:r>
       <w:r>
         <w:rPr>
@@ -139,28 +295,70 @@
           <w:rFonts w:hint="default"/>
           <w:lang w:eastAsia="zh-Hans"/>
         </w:rPr>
-        <w:t xml:space="preserve"> post processing </w:t>
-      </w:r>
-      <w:r>
-        <w:rPr>
-          <w:rFonts w:hint="eastAsia"/>
-          <w:lang w:val="en-US" w:eastAsia="zh-Hans"/>
-        </w:rPr>
-        <w:t>layer组件是挂在相机上的</w:t>
-      </w:r>
-      <w:r>
-        <w:rPr>
-          <w:rFonts w:hint="default"/>
-          <w:lang w:eastAsia="zh-Hans"/>
-        </w:rPr>
-        <w:t>，</w:t>
-      </w:r>
-      <w:r>
-        <w:rPr>
-          <w:rFonts w:hint="eastAsia"/>
-          <w:lang w:val="en-US" w:eastAsia="zh-Hans"/>
-        </w:rPr>
-        <w:t>直接体现出整个机制是作用于相机的特点</w:t>
+        <w:t xml:space="preserve"> </w:t>
+      </w:r>
+      <w:r>
+        <w:rPr>
+          <w:rFonts w:hint="eastAsia"/>
+          <w:lang w:val="en-US" w:eastAsia="zh-Hans"/>
+        </w:rPr>
+        <w:t>post processing volume</w:t>
+      </w:r>
+      <w:r>
+        <w:rPr>
+          <w:rFonts w:hint="default"/>
+          <w:lang w:eastAsia="zh-Hans"/>
+        </w:rPr>
+        <w:t xml:space="preserve"> </w:t>
+      </w:r>
+      <w:r>
+        <w:rPr>
+          <w:rFonts w:hint="eastAsia"/>
+          <w:lang w:val="en-US" w:eastAsia="zh-Hans"/>
+        </w:rPr>
+        <w:t>这个东西的翻译是实际渲染区域</w:t>
+      </w:r>
+      <w:r>
+        <w:rPr>
+          <w:rFonts w:hint="default"/>
+          <w:lang w:eastAsia="zh-Hans"/>
+        </w:rPr>
+        <w:t>，</w:t>
+      </w:r>
+      <w:r>
+        <w:rPr>
+          <w:rFonts w:hint="eastAsia"/>
+          <w:lang w:val="en-US" w:eastAsia="zh-Hans"/>
+        </w:rPr>
+        <w:t>如果is</w:t>
+      </w:r>
+      <w:r>
+        <w:rPr>
+          <w:rFonts w:hint="default"/>
+          <w:lang w:eastAsia="zh-Hans"/>
+        </w:rPr>
+        <w:t xml:space="preserve"> </w:t>
+      </w:r>
+      <w:r>
+        <w:rPr>
+          <w:rFonts w:hint="eastAsia"/>
+          <w:lang w:val="en-US" w:eastAsia="zh-Hans"/>
+        </w:rPr>
+        <w:t>globle不是true的话那到底是哪块区域</w:t>
+      </w:r>
+      <w:r>
+        <w:rPr>
+          <w:rFonts w:hint="default"/>
+          <w:lang w:eastAsia="zh-Hans"/>
+        </w:rPr>
+        <w:t>，</w:t>
+      </w:r>
+      <w:r>
+        <w:rPr>
+          <w:rFonts w:hint="eastAsia"/>
+          <w:lang w:val="en-US" w:eastAsia="zh-Hans"/>
+        </w:rPr>
+        <w:t>竟是靠collider来协助规定</w:t>
       </w:r>
       <w:r>
         <w:rPr>
@@ -174,63 +372,35 @@
           <w:rFonts w:hint="eastAsia"/>
           <w:lang w:val="en-US" w:eastAsia="zh-Hans"/>
         </w:rPr>
-        <w:t>这个模块下面有volume</w:t>
-      </w:r>
-      <w:r>
-        <w:rPr>
-          <w:rFonts w:hint="default"/>
-          <w:lang w:eastAsia="zh-Hans"/>
-        </w:rPr>
-        <w:t xml:space="preserve"> </w:t>
-      </w:r>
-      <w:r>
-        <w:rPr>
-          <w:rFonts w:hint="eastAsia"/>
-          <w:lang w:val="en-US" w:eastAsia="zh-Hans"/>
-        </w:rPr>
-        <w:t>blending这个部分</w:t>
-      </w:r>
-      <w:r>
-        <w:rPr>
-          <w:rFonts w:hint="default"/>
-          <w:lang w:eastAsia="zh-Hans"/>
-        </w:rPr>
-        <w:t>，</w:t>
-      </w:r>
-      <w:r>
-        <w:rPr>
-          <w:rFonts w:hint="eastAsia"/>
-          <w:lang w:val="en-US" w:eastAsia="zh-Hans"/>
-        </w:rPr>
-        <w:t>有两个待选选项</w:t>
-      </w:r>
-      <w:r>
-        <w:rPr>
-          <w:rFonts w:hint="default"/>
-          <w:lang w:eastAsia="zh-Hans"/>
-        </w:rPr>
-        <w:t>，</w:t>
-      </w:r>
-      <w:r>
-        <w:rPr>
-          <w:rFonts w:hint="eastAsia"/>
-          <w:lang w:val="en-US" w:eastAsia="zh-Hans"/>
-        </w:rPr>
-        <w:t>里面有“layer”的选择</w:t>
-      </w:r>
-      <w:r>
-        <w:rPr>
-          <w:rFonts w:hint="default"/>
-          <w:lang w:eastAsia="zh-Hans"/>
-        </w:rPr>
-        <w:t>，</w:t>
-      </w:r>
-      <w:r>
-        <w:rPr>
-          <w:rFonts w:hint="eastAsia"/>
-          <w:lang w:val="en-US" w:eastAsia="zh-Hans"/>
-        </w:rPr>
-        <w:t>然而这个选项的实际作用和我们直感的完全不同</w:t>
+        <w:t>而如果是true</w:t>
+      </w:r>
+      <w:r>
+        <w:rPr>
+          <w:rFonts w:hint="default"/>
+          <w:lang w:eastAsia="zh-Hans"/>
+        </w:rPr>
+        <w:t>，</w:t>
+      </w:r>
+      <w:r>
+        <w:rPr>
+          <w:rFonts w:hint="eastAsia"/>
+          <w:lang w:val="en-US" w:eastAsia="zh-Hans"/>
+        </w:rPr>
+        <w:t>那么就相当于整个世界陷入了一个大果冻</w:t>
+      </w:r>
+      <w:r>
+        <w:rPr>
+          <w:rFonts w:hint="default"/>
+          <w:lang w:eastAsia="zh-Hans"/>
+        </w:rPr>
+        <w:t>，</w:t>
+      </w:r>
+      <w:r>
+        <w:rPr>
+          <w:rFonts w:hint="eastAsia"/>
+          <w:lang w:val="en-US" w:eastAsia="zh-Hans"/>
+        </w:rPr>
+        <w:t>那么在这个果冻里看的东西当然收到这个果冻的材质的影响了</w:t>
       </w:r>
       <w:r>
         <w:rPr>
@@ -244,28 +414,28 @@
           <w:rFonts w:hint="eastAsia"/>
           <w:lang w:val="en-US" w:eastAsia="zh-Hans"/>
         </w:rPr>
-        <w:t>整个系统并不是针对特定层的gameobject产生作用</w:t>
-      </w:r>
-      <w:r>
-        <w:rPr>
-          <w:rFonts w:hint="default"/>
-          <w:lang w:eastAsia="zh-Hans"/>
-        </w:rPr>
-        <w:t>，</w:t>
-      </w:r>
-      <w:r>
-        <w:rPr>
-          <w:rFonts w:hint="eastAsia"/>
-          <w:lang w:val="en-US" w:eastAsia="zh-Hans"/>
-        </w:rPr>
-        <w:t>而是对特定层的post processing volume起作用</w:t>
-      </w:r>
-      <w:r>
-        <w:rPr>
-          <w:rFonts w:hint="default"/>
-          <w:lang w:eastAsia="zh-Hans"/>
-        </w:rPr>
-        <w:t>。</w:t>
+        <w:t>单独一个处于所选postprocessing层的gameobject并不会在视觉上被特殊处理</w:t>
+      </w:r>
+      <w:r>
+        <w:rPr>
+          <w:rFonts w:hint="default"/>
+          <w:lang w:eastAsia="zh-Hans"/>
+        </w:rPr>
+        <w:t>，</w:t>
+      </w:r>
+      <w:r>
+        <w:rPr>
+          <w:rFonts w:hint="eastAsia"/>
+          <w:lang w:val="en-US" w:eastAsia="zh-Hans"/>
+        </w:rPr>
+        <w:t>整个系统真正进行了视觉处理的东西是post processing volume</w:t>
+      </w:r>
+      <w:r>
+        <w:rPr>
+          <w:rFonts w:hint="default"/>
+          <w:lang w:eastAsia="zh-Hans"/>
+        </w:rPr>
+        <w:t xml:space="preserve"> 。</w:t>
       </w:r>
     </w:p>
     <w:p>
@@ -286,7 +456,7 @@
           <w:rFonts w:hint="default"/>
           <w:lang w:eastAsia="zh-Hans"/>
         </w:rPr>
-        <w:t>2</w:t>
+        <w:t>3</w:t>
       </w:r>
       <w:r>
         <w:rPr>
@@ -307,7 +477,35 @@
           <w:rFonts w:hint="eastAsia"/>
           <w:lang w:val="en-US" w:eastAsia="zh-Hans"/>
         </w:rPr>
-        <w:t>post processing volume</w:t>
+        <w:t>综上所述只要一个东西</w:t>
+      </w:r>
+      <w:r>
+        <w:rPr>
+          <w:rFonts w:hint="default"/>
+          <w:lang w:eastAsia="zh-Hans"/>
+        </w:rPr>
+        <w:t>，</w:t>
+      </w:r>
+      <w:r>
+        <w:rPr>
+          <w:rFonts w:hint="eastAsia"/>
+          <w:lang w:val="en-US" w:eastAsia="zh-Hans"/>
+        </w:rPr>
+        <w:t>不管gameobject还是UI</w:t>
+      </w:r>
+      <w:r>
+        <w:rPr>
+          <w:rFonts w:hint="default"/>
+          <w:lang w:eastAsia="zh-Hans"/>
+        </w:rPr>
+        <w:t>，</w:t>
+      </w:r>
+      <w:r>
+        <w:rPr>
+          <w:rFonts w:hint="eastAsia"/>
+          <w:lang w:val="en-US" w:eastAsia="zh-Hans"/>
+        </w:rPr>
+        <w:t>他在post processing volume</w:t>
       </w:r>
       <w:r>
         <w:rPr>
@@ -321,49 +519,7 @@
           <w:rFonts w:hint="eastAsia"/>
           <w:lang w:val="en-US" w:eastAsia="zh-Hans"/>
         </w:rPr>
-        <w:t>这个东西的翻译是实际渲染区域</w:t>
-      </w:r>
-      <w:r>
-        <w:rPr>
-          <w:rFonts w:hint="default"/>
-          <w:lang w:eastAsia="zh-Hans"/>
-        </w:rPr>
-        <w:t>，</w:t>
-      </w:r>
-      <w:r>
-        <w:rPr>
-          <w:rFonts w:hint="eastAsia"/>
-          <w:lang w:val="en-US" w:eastAsia="zh-Hans"/>
-        </w:rPr>
-        <w:t>如果is</w:t>
-      </w:r>
-      <w:r>
-        <w:rPr>
-          <w:rFonts w:hint="default"/>
-          <w:lang w:eastAsia="zh-Hans"/>
-        </w:rPr>
-        <w:t xml:space="preserve"> </w:t>
-      </w:r>
-      <w:r>
-        <w:rPr>
-          <w:rFonts w:hint="eastAsia"/>
-          <w:lang w:val="en-US" w:eastAsia="zh-Hans"/>
-        </w:rPr>
-        <w:t>globle不是true的话那到底是哪块区域</w:t>
-      </w:r>
-      <w:r>
-        <w:rPr>
-          <w:rFonts w:hint="default"/>
-          <w:lang w:eastAsia="zh-Hans"/>
-        </w:rPr>
-        <w:t>，</w:t>
-      </w:r>
-      <w:r>
-        <w:rPr>
-          <w:rFonts w:hint="eastAsia"/>
-          <w:lang w:val="en-US" w:eastAsia="zh-Hans"/>
-        </w:rPr>
-        <w:t>竟是靠collider来协助规定</w:t>
+        <w:t>这个大果冻里的话就一定会受到特殊视觉处理</w:t>
       </w:r>
       <w:r>
         <w:rPr>
@@ -377,70 +533,7 @@
           <w:rFonts w:hint="eastAsia"/>
           <w:lang w:val="en-US" w:eastAsia="zh-Hans"/>
         </w:rPr>
-        <w:t>而如果是true</w:t>
-      </w:r>
-      <w:r>
-        <w:rPr>
-          <w:rFonts w:hint="default"/>
-          <w:lang w:eastAsia="zh-Hans"/>
-        </w:rPr>
-        <w:t>，</w:t>
-      </w:r>
-      <w:r>
-        <w:rPr>
-          <w:rFonts w:hint="eastAsia"/>
-          <w:lang w:val="en-US" w:eastAsia="zh-Hans"/>
-        </w:rPr>
-        <w:t>那么就相当于整个世界陷入了一个大果冻</w:t>
-      </w:r>
-      <w:r>
-        <w:rPr>
-          <w:rFonts w:hint="default"/>
-          <w:lang w:eastAsia="zh-Hans"/>
-        </w:rPr>
-        <w:t>，</w:t>
-      </w:r>
-      <w:r>
-        <w:rPr>
-          <w:rFonts w:hint="eastAsia"/>
-          <w:lang w:val="en-US" w:eastAsia="zh-Hans"/>
-        </w:rPr>
-        <w:t>那么在这个果冻里看的东西当然收到这个果冻的材质的影响了</w:t>
-      </w:r>
-      <w:r>
-        <w:rPr>
-          <w:rFonts w:hint="default"/>
-          <w:lang w:eastAsia="zh-Hans"/>
-        </w:rPr>
-        <w:t>。</w:t>
-      </w:r>
-      <w:r>
-        <w:rPr>
-          <w:rFonts w:hint="eastAsia"/>
-          <w:lang w:val="en-US" w:eastAsia="zh-Hans"/>
-        </w:rPr>
-        <w:t>单独一个处于所选postprocessing层的gameobject并不会在视觉上被特殊处理</w:t>
-      </w:r>
-      <w:r>
-        <w:rPr>
-          <w:rFonts w:hint="default"/>
-          <w:lang w:eastAsia="zh-Hans"/>
-        </w:rPr>
-        <w:t>，</w:t>
-      </w:r>
-      <w:r>
-        <w:rPr>
-          <w:rFonts w:hint="eastAsia"/>
-          <w:lang w:val="en-US" w:eastAsia="zh-Hans"/>
-        </w:rPr>
-        <w:t>整个系统真正进行了视觉处理的东西是post processing volume</w:t>
-      </w:r>
-      <w:r>
-        <w:rPr>
-          <w:rFonts w:hint="default"/>
-          <w:lang w:eastAsia="zh-Hans"/>
-        </w:rPr>
-        <w:t xml:space="preserve"> </w:t>
+        <w:t>然而基于这些原理我们还真的想到一个办法让这种处理只针对特定层</w:t>
       </w:r>
       <w:r>
         <w:rPr>
@@ -465,17 +558,52 @@
       </w:pPr>
       <w:r>
         <w:rPr>
-          <w:rFonts w:hint="default"/>
-          <w:lang w:eastAsia="zh-Hans"/>
-        </w:rPr>
-        <w:t>3</w:t>
-      </w:r>
-      <w:r>
-        <w:rPr>
-          <w:rFonts w:hint="eastAsia"/>
-          <w:lang w:val="en-US" w:eastAsia="zh-Hans"/>
-        </w:rPr>
-        <w:t>.</w:t>
+          <w:rFonts w:hint="eastAsia"/>
+          <w:lang w:val="en-US" w:eastAsia="zh-Hans"/>
+        </w:rPr>
+        <w:t>步骤如下</w:t>
+      </w:r>
+      <w:r>
+        <w:rPr>
+          <w:rFonts w:hint="default"/>
+          <w:lang w:eastAsia="zh-Hans"/>
+        </w:rPr>
+        <w:t>：</w:t>
+      </w:r>
+      <w:r>
+        <w:rPr>
+          <w:rFonts w:hint="eastAsia"/>
+          <w:lang w:val="en-US" w:eastAsia="zh-Hans"/>
+        </w:rPr>
+        <w:t>设置一个新相机</w:t>
+      </w:r>
+      <w:r>
+        <w:rPr>
+          <w:rFonts w:hint="default"/>
+          <w:lang w:eastAsia="zh-Hans"/>
+        </w:rPr>
+        <w:t>，</w:t>
+      </w:r>
+      <w:r>
+        <w:rPr>
+          <w:rFonts w:hint="eastAsia"/>
+          <w:lang w:val="en-US" w:eastAsia="zh-Hans"/>
+        </w:rPr>
+        <w:t>这个相机的depth比主相机还要低</w:t>
+      </w:r>
+      <w:r>
+        <w:rPr>
+          <w:rFonts w:hint="default"/>
+          <w:lang w:eastAsia="zh-Hans"/>
+        </w:rPr>
+        <w:t>，</w:t>
+      </w:r>
+      <w:r>
+        <w:rPr>
+          <w:rFonts w:hint="eastAsia"/>
+          <w:lang w:val="en-US" w:eastAsia="zh-Hans"/>
+        </w:rPr>
+        <w:t>而且clear</w:t>
       </w:r>
       <w:r>
         <w:rPr>
@@ -489,35 +617,35 @@
           <w:rFonts w:hint="eastAsia"/>
           <w:lang w:val="en-US" w:eastAsia="zh-Hans"/>
         </w:rPr>
-        <w:t>综上所述只要一个东西</w:t>
-      </w:r>
-      <w:r>
-        <w:rPr>
-          <w:rFonts w:hint="default"/>
-          <w:lang w:eastAsia="zh-Hans"/>
-        </w:rPr>
-        <w:t>，</w:t>
-      </w:r>
-      <w:r>
-        <w:rPr>
-          <w:rFonts w:hint="eastAsia"/>
-          <w:lang w:val="en-US" w:eastAsia="zh-Hans"/>
-        </w:rPr>
-        <w:t>不管gameobject还是UI</w:t>
-      </w:r>
-      <w:r>
-        <w:rPr>
-          <w:rFonts w:hint="default"/>
-          <w:lang w:eastAsia="zh-Hans"/>
-        </w:rPr>
-        <w:t>，</w:t>
-      </w:r>
-      <w:r>
-        <w:rPr>
-          <w:rFonts w:hint="eastAsia"/>
-          <w:lang w:val="en-US" w:eastAsia="zh-Hans"/>
-        </w:rPr>
-        <w:t>他在post processing volume</w:t>
+        <w:t>flags为固定黑或天空盒</w:t>
+      </w:r>
+      <w:r>
+        <w:rPr>
+          <w:rFonts w:hint="default"/>
+          <w:lang w:eastAsia="zh-Hans"/>
+        </w:rPr>
+        <w:t>，</w:t>
+      </w:r>
+      <w:r>
+        <w:rPr>
+          <w:rFonts w:hint="eastAsia"/>
+          <w:lang w:val="en-US" w:eastAsia="zh-Hans"/>
+        </w:rPr>
+        <w:t>而主相机为更上一层</w:t>
+      </w:r>
+      <w:r>
+        <w:rPr>
+          <w:rFonts w:hint="default"/>
+          <w:lang w:eastAsia="zh-Hans"/>
+        </w:rPr>
+        <w:t>。</w:t>
+      </w:r>
+      <w:r>
+        <w:rPr>
+          <w:rFonts w:hint="eastAsia"/>
+          <w:lang w:val="en-US" w:eastAsia="zh-Hans"/>
+        </w:rPr>
+        <w:t>clearflags设置为depth</w:t>
       </w:r>
       <w:r>
         <w:rPr>
@@ -531,21 +659,133 @@
           <w:rFonts w:hint="eastAsia"/>
           <w:lang w:val="en-US" w:eastAsia="zh-Hans"/>
         </w:rPr>
-        <w:t>这个大果冻里的话就一定会受到特殊视觉处理</w:t>
-      </w:r>
-      <w:r>
-        <w:rPr>
-          <w:rFonts w:hint="default"/>
-          <w:lang w:eastAsia="zh-Hans"/>
-        </w:rPr>
-        <w:t>。</w:t>
-      </w:r>
-      <w:r>
-        <w:rPr>
-          <w:rFonts w:hint="eastAsia"/>
-          <w:lang w:val="en-US" w:eastAsia="zh-Hans"/>
-        </w:rPr>
-        <w:t>然而基于这些原理我们还真的想到一个办法让这种处理只针对特定层</w:t>
+        <w:t>only。新相机的culling</w:t>
+      </w:r>
+      <w:r>
+        <w:rPr>
+          <w:rFonts w:hint="default"/>
+          <w:lang w:eastAsia="zh-Hans"/>
+        </w:rPr>
+        <w:t xml:space="preserve"> </w:t>
+      </w:r>
+      <w:r>
+        <w:rPr>
+          <w:rFonts w:hint="eastAsia"/>
+          <w:lang w:val="en-US" w:eastAsia="zh-Hans"/>
+        </w:rPr>
+        <w:t>mask为特殊渲染层postprocessing</w:t>
+      </w:r>
+      <w:r>
+        <w:rPr>
+          <w:rFonts w:hint="default"/>
+          <w:lang w:eastAsia="zh-Hans"/>
+        </w:rPr>
+        <w:t>，</w:t>
+      </w:r>
+      <w:r>
+        <w:rPr>
+          <w:rFonts w:hint="eastAsia"/>
+          <w:lang w:val="en-US" w:eastAsia="zh-Hans"/>
+        </w:rPr>
+        <w:t>然后设置一个globel的post processing volume</w:t>
+      </w:r>
+      <w:r>
+        <w:rPr>
+          <w:rFonts w:hint="default"/>
+          <w:lang w:eastAsia="zh-Hans"/>
+        </w:rPr>
+        <w:t xml:space="preserve"> ，</w:t>
+      </w:r>
+      <w:r>
+        <w:rPr>
+          <w:rFonts w:hint="eastAsia"/>
+          <w:lang w:val="en-US" w:eastAsia="zh-Hans"/>
+        </w:rPr>
+        <w:t>从而</w:t>
+      </w:r>
+      <w:r>
+        <w:rPr>
+          <w:rFonts w:hint="default"/>
+          <w:lang w:eastAsia="zh-Hans"/>
+        </w:rPr>
+        <w:t>，</w:t>
+      </w:r>
+      <w:r>
+        <w:rPr>
+          <w:rFonts w:hint="eastAsia"/>
+          <w:lang w:val="en-US" w:eastAsia="zh-Hans"/>
+        </w:rPr>
+        <w:t>这个新相机由于depth最低并且只渲染postprocessing层的东西</w:t>
+      </w:r>
+      <w:r>
+        <w:rPr>
+          <w:rFonts w:hint="default"/>
+          <w:lang w:eastAsia="zh-Hans"/>
+        </w:rPr>
+        <w:t>，</w:t>
+      </w:r>
+      <w:r>
+        <w:rPr>
+          <w:rFonts w:hint="eastAsia"/>
+          <w:lang w:val="en-US" w:eastAsia="zh-Hans"/>
+        </w:rPr>
+        <w:t>所以肯定能把特效物体给特殊视觉化</w:t>
+      </w:r>
+      <w:r>
+        <w:rPr>
+          <w:rFonts w:hint="default"/>
+          <w:lang w:eastAsia="zh-Hans"/>
+        </w:rPr>
+        <w:t>，</w:t>
+      </w:r>
+      <w:r>
+        <w:rPr>
+          <w:rFonts w:hint="eastAsia"/>
+          <w:lang w:val="en-US" w:eastAsia="zh-Hans"/>
+        </w:rPr>
+        <w:t>而其他渲染层的东西渲染出来的时候</w:t>
+      </w:r>
+      <w:r>
+        <w:rPr>
+          <w:rFonts w:hint="default"/>
+          <w:lang w:eastAsia="zh-Hans"/>
+        </w:rPr>
+        <w:t>，</w:t>
+      </w:r>
+      <w:r>
+        <w:rPr>
+          <w:rFonts w:hint="eastAsia"/>
+          <w:lang w:val="en-US" w:eastAsia="zh-Hans"/>
+        </w:rPr>
+        <w:t>因为是后渲染</w:t>
+      </w:r>
+      <w:r>
+        <w:rPr>
+          <w:rFonts w:hint="default"/>
+          <w:lang w:eastAsia="zh-Hans"/>
+        </w:rPr>
+        <w:t>，</w:t>
+      </w:r>
+      <w:r>
+        <w:rPr>
+          <w:rFonts w:hint="eastAsia"/>
+          <w:lang w:val="en-US" w:eastAsia="zh-Hans"/>
+        </w:rPr>
+        <w:t>渲染在这个post层之上</w:t>
+      </w:r>
+      <w:r>
+        <w:rPr>
+          <w:rFonts w:hint="default"/>
+          <w:lang w:eastAsia="zh-Hans"/>
+        </w:rPr>
+        <w:t>，</w:t>
+      </w:r>
+      <w:r>
+        <w:rPr>
+          <w:rFonts w:hint="eastAsia"/>
+          <w:lang w:val="en-US" w:eastAsia="zh-Hans"/>
+        </w:rPr>
+        <w:t>那么就都没受大果冻影响</w:t>
       </w:r>
       <w:r>
         <w:rPr>
@@ -564,8 +804,8 @@
         <w:spacing w:after="200" w:line="276" w:lineRule="auto"/>
         <w:jc w:val="both"/>
         <w:rPr>
-          <w:rFonts w:hint="default"/>
-          <w:lang w:eastAsia="zh-Hans"/>
+          <w:rFonts w:hint="eastAsia"/>
+          <w:lang w:val="en-US" w:eastAsia="zh-Hans"/>
         </w:rPr>
       </w:pPr>
       <w:r>
@@ -573,77 +813,7 @@
           <w:rFonts w:hint="eastAsia"/>
           <w:lang w:val="en-US" w:eastAsia="zh-Hans"/>
         </w:rPr>
-        <w:t>步骤如下</w:t>
-      </w:r>
-      <w:r>
-        <w:rPr>
-          <w:rFonts w:hint="default"/>
-          <w:lang w:eastAsia="zh-Hans"/>
-        </w:rPr>
-        <w:t>：</w:t>
-      </w:r>
-      <w:r>
-        <w:rPr>
-          <w:rFonts w:hint="eastAsia"/>
-          <w:lang w:val="en-US" w:eastAsia="zh-Hans"/>
-        </w:rPr>
-        <w:t>设置一个新相机</w:t>
-      </w:r>
-      <w:r>
-        <w:rPr>
-          <w:rFonts w:hint="default"/>
-          <w:lang w:eastAsia="zh-Hans"/>
-        </w:rPr>
-        <w:t>，</w:t>
-      </w:r>
-      <w:r>
-        <w:rPr>
-          <w:rFonts w:hint="eastAsia"/>
-          <w:lang w:val="en-US" w:eastAsia="zh-Hans"/>
-        </w:rPr>
-        <w:t>这个相机的depth比主相机还要低</w:t>
-      </w:r>
-      <w:r>
-        <w:rPr>
-          <w:rFonts w:hint="default"/>
-          <w:lang w:eastAsia="zh-Hans"/>
-        </w:rPr>
-        <w:t>，</w:t>
-      </w:r>
-      <w:r>
-        <w:rPr>
-          <w:rFonts w:hint="eastAsia"/>
-          <w:lang w:val="en-US" w:eastAsia="zh-Hans"/>
-        </w:rPr>
-        <w:t>而且clear</w:t>
-      </w:r>
-      <w:r>
-        <w:rPr>
-          <w:rFonts w:hint="default"/>
-          <w:lang w:eastAsia="zh-Hans"/>
-        </w:rPr>
-        <w:t xml:space="preserve"> </w:t>
-      </w:r>
-      <w:r>
-        <w:rPr>
-          <w:rFonts w:hint="eastAsia"/>
-          <w:lang w:val="en-US" w:eastAsia="zh-Hans"/>
-        </w:rPr>
-        <w:t>flags为固定黑或天空盒</w:t>
-      </w:r>
-      <w:r>
-        <w:rPr>
-          <w:rFonts w:hint="default"/>
-          <w:lang w:eastAsia="zh-Hans"/>
-        </w:rPr>
-        <w:t>，</w:t>
-      </w:r>
-      <w:r>
-        <w:rPr>
-          <w:rFonts w:hint="eastAsia"/>
-          <w:lang w:val="en-US" w:eastAsia="zh-Hans"/>
-        </w:rPr>
-        <w:t>而主相机为更上一层</w:t>
+        <w:t>但这个做法导致了postprocessing层的东西一定在最底层</w:t>
       </w:r>
       <w:r>
         <w:rPr>
@@ -657,154 +827,21 @@
           <w:rFonts w:hint="eastAsia"/>
           <w:lang w:val="en-US" w:eastAsia="zh-Hans"/>
         </w:rPr>
-        <w:t>clearflags设置为depth</w:t>
-      </w:r>
-      <w:r>
-        <w:rPr>
-          <w:rFonts w:hint="default"/>
-          <w:lang w:eastAsia="zh-Hans"/>
-        </w:rPr>
-        <w:t xml:space="preserve"> </w:t>
-      </w:r>
-      <w:r>
-        <w:rPr>
-          <w:rFonts w:hint="eastAsia"/>
-          <w:lang w:val="en-US" w:eastAsia="zh-Hans"/>
-        </w:rPr>
-        <w:t>only。新相机的culling</w:t>
-      </w:r>
-      <w:r>
-        <w:rPr>
-          <w:rFonts w:hint="default"/>
-          <w:lang w:eastAsia="zh-Hans"/>
-        </w:rPr>
-        <w:t xml:space="preserve"> </w:t>
-      </w:r>
-      <w:r>
-        <w:rPr>
-          <w:rFonts w:hint="eastAsia"/>
-          <w:lang w:val="en-US" w:eastAsia="zh-Hans"/>
-        </w:rPr>
-        <w:t>mask为特殊渲染层postprocessing</w:t>
-      </w:r>
-      <w:r>
-        <w:rPr>
-          <w:rFonts w:hint="default"/>
-          <w:lang w:eastAsia="zh-Hans"/>
-        </w:rPr>
-        <w:t>，</w:t>
-      </w:r>
-      <w:r>
-        <w:rPr>
-          <w:rFonts w:hint="eastAsia"/>
-          <w:lang w:val="en-US" w:eastAsia="zh-Hans"/>
-        </w:rPr>
-        <w:t>然后设置一个globel的post processing volume</w:t>
-      </w:r>
-      <w:r>
-        <w:rPr>
-          <w:rFonts w:hint="default"/>
-          <w:lang w:eastAsia="zh-Hans"/>
-        </w:rPr>
-        <w:t xml:space="preserve"> </w:t>
-      </w:r>
-      <w:r>
-        <w:rPr>
-          <w:rFonts w:hint="default"/>
-          <w:lang w:eastAsia="zh-Hans"/>
-        </w:rPr>
-        <w:t>，</w:t>
-      </w:r>
-      <w:r>
-        <w:rPr>
-          <w:rFonts w:hint="eastAsia"/>
-          <w:lang w:val="en-US" w:eastAsia="zh-Hans"/>
-        </w:rPr>
-        <w:t>从而</w:t>
-      </w:r>
-      <w:r>
-        <w:rPr>
-          <w:rFonts w:hint="default"/>
-          <w:lang w:eastAsia="zh-Hans"/>
-        </w:rPr>
-        <w:t>，</w:t>
-      </w:r>
-      <w:r>
-        <w:rPr>
-          <w:rFonts w:hint="eastAsia"/>
-          <w:lang w:val="en-US" w:eastAsia="zh-Hans"/>
-        </w:rPr>
-        <w:t>这个新相机由于depth最低并且只渲染postprocessing层的东西</w:t>
-      </w:r>
-      <w:r>
-        <w:rPr>
-          <w:rFonts w:hint="default"/>
-          <w:lang w:eastAsia="zh-Hans"/>
-        </w:rPr>
-        <w:t>，</w:t>
-      </w:r>
-      <w:r>
-        <w:rPr>
-          <w:rFonts w:hint="eastAsia"/>
-          <w:lang w:val="en-US" w:eastAsia="zh-Hans"/>
-        </w:rPr>
-        <w:t>所以肯定能把特效物体给特殊视觉化</w:t>
-      </w:r>
-      <w:r>
-        <w:rPr>
-          <w:rFonts w:hint="default"/>
-          <w:lang w:eastAsia="zh-Hans"/>
-        </w:rPr>
-        <w:t>，</w:t>
-      </w:r>
-      <w:r>
-        <w:rPr>
-          <w:rFonts w:hint="eastAsia"/>
-          <w:lang w:val="en-US" w:eastAsia="zh-Hans"/>
-        </w:rPr>
-        <w:t>而其他渲染层的东西渲染出来的时候</w:t>
-      </w:r>
-      <w:r>
-        <w:rPr>
-          <w:rFonts w:hint="default"/>
-          <w:lang w:eastAsia="zh-Hans"/>
-        </w:rPr>
-        <w:t>，</w:t>
-      </w:r>
-      <w:r>
-        <w:rPr>
-          <w:rFonts w:hint="eastAsia"/>
-          <w:lang w:val="en-US" w:eastAsia="zh-Hans"/>
-        </w:rPr>
-        <w:t>因为是后渲染</w:t>
-      </w:r>
-      <w:r>
-        <w:rPr>
-          <w:rFonts w:hint="default"/>
-          <w:lang w:eastAsia="zh-Hans"/>
-        </w:rPr>
-        <w:t>，</w:t>
-      </w:r>
-      <w:r>
-        <w:rPr>
-          <w:rFonts w:hint="eastAsia"/>
-          <w:lang w:val="en-US" w:eastAsia="zh-Hans"/>
-        </w:rPr>
-        <w:t>渲染在这个post层之上</w:t>
-      </w:r>
-      <w:r>
-        <w:rPr>
-          <w:rFonts w:hint="default"/>
-          <w:lang w:eastAsia="zh-Hans"/>
-        </w:rPr>
-        <w:t>，</w:t>
-      </w:r>
-      <w:r>
-        <w:rPr>
-          <w:rFonts w:hint="eastAsia"/>
-          <w:lang w:val="en-US" w:eastAsia="zh-Hans"/>
-        </w:rPr>
-        <w:t>那么就都没受大果冻影响</w:t>
+        <w:t>比如某个角色发了个闪电拳那么这个闪电总在拳头后面挡着</w:t>
+      </w:r>
+      <w:r>
+        <w:rPr>
+          <w:rFonts w:hint="default"/>
+          <w:lang w:eastAsia="zh-Hans"/>
+        </w:rPr>
+        <w:t>，</w:t>
+      </w:r>
+      <w:r>
+        <w:rPr>
+          <w:rFonts w:hint="eastAsia"/>
+          <w:lang w:val="en-US" w:eastAsia="zh-Hans"/>
+        </w:rPr>
+        <w:t>这不是我们要的感觉</w:t>
       </w:r>
       <w:r>
         <w:rPr>
@@ -813,64 +850,6 @@
         </w:rPr>
         <w:t>。</w:t>
       </w:r>
-    </w:p>
-    <w:p>
-      <w:pPr>
-        <w:numPr>
-          <w:ilvl w:val="0"/>
-          <w:numId w:val="0"/>
-        </w:numPr>
-        <w:spacing w:after="200" w:line="276" w:lineRule="auto"/>
-        <w:jc w:val="both"/>
-        <w:rPr>
-          <w:rFonts w:hint="eastAsia"/>
-          <w:lang w:val="en-US" w:eastAsia="zh-Hans"/>
-        </w:rPr>
-      </w:pPr>
-      <w:r>
-        <w:rPr>
-          <w:rFonts w:hint="eastAsia"/>
-          <w:lang w:val="en-US" w:eastAsia="zh-Hans"/>
-        </w:rPr>
-        <w:t>但这个做法导致了postprocessing层的东西一定在最底层</w:t>
-      </w:r>
-      <w:r>
-        <w:rPr>
-          <w:rFonts w:hint="default"/>
-          <w:lang w:eastAsia="zh-Hans"/>
-        </w:rPr>
-        <w:t>。</w:t>
-      </w:r>
-      <w:r>
-        <w:rPr>
-          <w:rFonts w:hint="eastAsia"/>
-          <w:lang w:val="en-US" w:eastAsia="zh-Hans"/>
-        </w:rPr>
-        <w:t>比如某个角色发了个闪电拳那么这个闪电总在拳头后面挡着</w:t>
-      </w:r>
-      <w:r>
-        <w:rPr>
-          <w:rFonts w:hint="default"/>
-          <w:lang w:eastAsia="zh-Hans"/>
-        </w:rPr>
-        <w:t>，</w:t>
-      </w:r>
-      <w:r>
-        <w:rPr>
-          <w:rFonts w:hint="eastAsia"/>
-          <w:lang w:val="en-US" w:eastAsia="zh-Hans"/>
-        </w:rPr>
-        <w:t>这不是我们要的感觉</w:t>
-      </w:r>
-      <w:r>
-        <w:rPr>
-          <w:rFonts w:hint="default"/>
-          <w:lang w:eastAsia="zh-Hans"/>
-        </w:rPr>
-        <w:t>。</w:t>
-      </w:r>
-      <w:bookmarkStart w:id="0" w:name="_GoBack"/>
-      <w:bookmarkEnd w:id="0"/>
     </w:p>
     <w:sectPr>
       <w:pgSz w:w="11909" w:h="16834"/>
@@ -1346,13 +1325,13 @@
       <w:color w:val="632523" w:themeColor="accent2" w:themeShade="80"/>
     </w:rPr>
   </w:style>
-  <w:style w:type="character" w:default="1" w:styleId="15">
+  <w:style w:type="character" w:default="1" w:styleId="16">
     <w:name w:val="Default Paragraph Font"/>
     <w:unhideWhenUsed/>
     <w:qFormat/>
     <w:uiPriority w:val="1"/>
   </w:style>
-  <w:style w:type="table" w:default="1" w:styleId="19">
+  <w:style w:type="table" w:default="1" w:styleId="15">
     <w:name w:val="Normal Table"/>
     <w:unhideWhenUsed/>
     <w:qFormat/>
@@ -1429,7 +1408,7 @@
       <w:szCs w:val="48"/>
     </w:rPr>
   </w:style>
-  <w:style w:type="character" w:styleId="16">
+  <w:style w:type="character" w:styleId="17">
     <w:name w:val="Strong"/>
     <w:qFormat/>
     <w:uiPriority w:val="22"/>
@@ -1443,7 +1422,7 @@
       </w14:textFill>
     </w:rPr>
   </w:style>
-  <w:style w:type="character" w:styleId="17">
+  <w:style w:type="character" w:styleId="18">
     <w:name w:val="Emphasis"/>
     <w:qFormat/>
     <w:uiPriority w:val="20"/>
@@ -1453,9 +1432,9 @@
       <w:spacing w:val="10"/>
     </w:rPr>
   </w:style>
-  <w:style w:type="character" w:styleId="18">
+  <w:style w:type="character" w:styleId="19">
     <w:name w:val="Hyperlink"/>
-    <w:basedOn w:val="15"/>
+    <w:basedOn w:val="16"/>
     <w:unhideWhenUsed/>
     <w:qFormat/>
     <w:uiPriority w:val="99"/>
@@ -1503,7 +1482,7 @@
   </w:style>
   <w:style w:type="character" w:customStyle="1" w:styleId="23">
     <w:name w:val="日期字符"/>
-    <w:basedOn w:val="15"/>
+    <w:basedOn w:val="16"/>
     <w:link w:val="12"/>
     <w:semiHidden/>
     <w:qFormat/>
@@ -1517,7 +1496,7 @@
   </w:style>
   <w:style w:type="character" w:customStyle="1" w:styleId="24">
     <w:name w:val="标题 1字符"/>
-    <w:basedOn w:val="15"/>
+    <w:basedOn w:val="16"/>
     <w:link w:val="2"/>
     <w:qFormat/>
     <w:uiPriority w:val="9"/>
@@ -1530,7 +1509,7 @@
   </w:style>
   <w:style w:type="character" w:customStyle="1" w:styleId="25">
     <w:name w:val="标题 2字符"/>
-    <w:basedOn w:val="15"/>
+    <w:basedOn w:val="16"/>
     <w:link w:val="3"/>
     <w:qFormat/>
     <w:uiPriority w:val="9"/>
@@ -1545,7 +1524,7 @@
   </w:style>
   <w:style w:type="character" w:customStyle="1" w:styleId="26">
     <w:name w:val="标题 3字符"/>
-    <w:basedOn w:val="15"/>
+    <w:basedOn w:val="16"/>
     <w:link w:val="4"/>
     <w:qFormat/>
     <w:uiPriority w:val="9"/>
@@ -1561,7 +1540,7 @@
   </w:style>
   <w:style w:type="character" w:customStyle="1" w:styleId="27">
     <w:name w:val="标题 4字符"/>
-    <w:basedOn w:val="15"/>
+    <w:basedOn w:val="16"/>
     <w:link w:val="5"/>
     <w:qFormat/>
     <w:uiPriority w:val="9"/>
@@ -1571,7 +1550,7 @@
   </w:style>
   <w:style w:type="character" w:customStyle="1" w:styleId="28">
     <w:name w:val="标题 5字符"/>
-    <w:basedOn w:val="15"/>
+    <w:basedOn w:val="16"/>
     <w:link w:val="6"/>
     <w:qFormat/>
     <w:uiPriority w:val="9"/>
@@ -1585,7 +1564,7 @@
   </w:style>
   <w:style w:type="character" w:customStyle="1" w:styleId="29">
     <w:name w:val="标题 6字符"/>
-    <w:basedOn w:val="15"/>
+    <w:basedOn w:val="16"/>
     <w:link w:val="7"/>
     <w:qFormat/>
     <w:uiPriority w:val="9"/>
@@ -1603,7 +1582,7 @@
   </w:style>
   <w:style w:type="character" w:customStyle="1" w:styleId="30">
     <w:name w:val="标题 7字符"/>
-    <w:basedOn w:val="15"/>
+    <w:basedOn w:val="16"/>
     <w:link w:val="8"/>
     <w:semiHidden/>
     <w:qFormat/>
@@ -1622,7 +1601,7 @@
   </w:style>
   <w:style w:type="character" w:customStyle="1" w:styleId="31">
     <w:name w:val="标题 8字符"/>
-    <w:basedOn w:val="15"/>
+    <w:basedOn w:val="16"/>
     <w:link w:val="9"/>
     <w:semiHidden/>
     <w:qFormat/>
@@ -1636,7 +1615,7 @@
   </w:style>
   <w:style w:type="character" w:customStyle="1" w:styleId="32">
     <w:name w:val="标题 9字符"/>
-    <w:basedOn w:val="15"/>
+    <w:basedOn w:val="16"/>
     <w:link w:val="10"/>
     <w:semiHidden/>
     <w:qFormat/>
@@ -1650,7 +1629,7 @@
   </w:style>
   <w:style w:type="character" w:customStyle="1" w:styleId="33">
     <w:name w:val="标题字符"/>
-    <w:basedOn w:val="15"/>
+    <w:basedOn w:val="16"/>
     <w:link w:val="14"/>
     <w:qFormat/>
     <w:uiPriority w:val="10"/>
@@ -1662,7 +1641,7 @@
   </w:style>
   <w:style w:type="character" w:customStyle="1" w:styleId="34">
     <w:name w:val="副标题字符"/>
-    <w:basedOn w:val="15"/>
+    <w:basedOn w:val="16"/>
     <w:link w:val="13"/>
     <w:qFormat/>
     <w:uiPriority w:val="11"/>
@@ -1694,7 +1673,7 @@
   </w:style>
   <w:style w:type="character" w:customStyle="1" w:styleId="37">
     <w:name w:val="引用字符"/>
-    <w:basedOn w:val="15"/>
+    <w:basedOn w:val="16"/>
     <w:link w:val="36"/>
     <w:qFormat/>
     <w:uiPriority w:val="29"/>
@@ -1733,7 +1712,7 @@
   </w:style>
   <w:style w:type="character" w:customStyle="1" w:styleId="39">
     <w:name w:val="明显引用字符"/>
-    <w:basedOn w:val="15"/>
+    <w:basedOn w:val="16"/>
     <w:link w:val="38"/>
     <w:qFormat/>
     <w:uiPriority w:val="30"/>
@@ -1823,7 +1802,7 @@
   </w:style>
   <w:style w:type="character" w:customStyle="1" w:styleId="46">
     <w:name w:val="无间隔字符"/>
-    <w:basedOn w:val="15"/>
+    <w:basedOn w:val="16"/>
     <w:link w:val="35"/>
     <w:qFormat/>
     <w:uiPriority w:val="1"/>
